--- a/Research_Archive/WS1/docx/SIC_WS1-v1.0_Sector03_FinTech-and-Financial-Inclusion.docx
+++ b/Research_Archive/WS1/docx/SIC_WS1-v1.0_Sector03_FinTech-and-Financial-Inclusion.docx
@@ -524,7 +524,7 @@
     </w:p>
     <w:bookmarkEnd w:id="21"/>
     <w:bookmarkEnd w:id="22"/>
-    <w:bookmarkStart w:id="51" w:name="sector-3-fintech-and-financial-inclusion"/>
+    <w:bookmarkStart w:id="57" w:name="sector-3-fintech-and-financial-inclusion"/>
     <w:p>
       <w:pPr>
         <w:pStyle w:val="Heading1"/>
@@ -533,7 +533,7 @@
         <w:t xml:space="preserve">Sector 3 — FinTech and financial inclusion</w:t>
       </w:r>
     </w:p>
-    <w:bookmarkStart w:id="26" w:name="part-1-market-structure-and-size"/>
+    <w:bookmarkStart w:id="29" w:name="part-1-market-structure-and-size"/>
     <w:p>
       <w:pPr>
         <w:pStyle w:val="Heading2"/>
@@ -868,10 +868,66 @@
     </w:p>
     <w:p>
       <w:pPr>
-        <w:numPr>
-          <w:ilvl w:val="0"/>
-          <w:numId w:val="1002"/>
-        </w:numPr>
+        <w:pStyle w:val="CaptionedFigure"/>
+      </w:pPr>
+      <w:r>
+        <w:drawing>
+          <wp:inline>
+            <wp:extent cx="5334000" cy="3171567"/>
+            <wp:effectExtent b="0" l="0" r="0" t="0"/>
+            <wp:docPr descr="Figure 2. Mobile money agents grew 12-fold in a single year" title="" id="27" name="Picture"/>
+            <a:graphic>
+              <a:graphicData uri="http://schemas.openxmlformats.org/drawingml/2006/picture">
+                <pic:pic>
+                  <pic:nvPicPr>
+                    <pic:cNvPr descr="/home/user/felei/Research_Archive/WS1/docx/figures/s3_fig1_agents.png" id="28" name="Picture"/>
+                    <pic:cNvPicPr>
+                      <a:picLocks noChangeArrowheads="1" noChangeAspect="1"/>
+                    </pic:cNvPicPr>
+                  </pic:nvPicPr>
+                  <pic:blipFill>
+                    <a:blip r:embed="rId26"/>
+                    <a:stretch>
+                      <a:fillRect/>
+                    </a:stretch>
+                  </pic:blipFill>
+                  <pic:spPr bwMode="auto">
+                    <a:xfrm>
+                      <a:off x="0" y="0"/>
+                      <a:ext cx="5334000" cy="3171567"/>
+                    </a:xfrm>
+                    <a:prstGeom prst="rect">
+                      <a:avLst/>
+                    </a:prstGeom>
+                    <a:noFill/>
+                    <a:ln w="9525">
+                      <a:noFill/>
+                      <a:headEnd/>
+                      <a:tailEnd/>
+                    </a:ln>
+                  </pic:spPr>
+                </pic:pic>
+              </a:graphicData>
+            </a:graphic>
+          </wp:inline>
+        </w:drawing>
+      </w:r>
+    </w:p>
+    <w:p>
+      <w:pPr>
+        <w:pStyle w:val="ImageCaption"/>
+      </w:pPr>
+      <w:r>
+        <w:t xml:space="preserve">Figure 2. Mobile money agents grew 12-fold in a single year</w:t>
+      </w:r>
+    </w:p>
+    <w:p>
+      <w:pPr>
+        <w:numPr>
+          <w:ilvl w:val="0"/>
+          <w:numId w:val="1003"/>
+        </w:numPr>
+        <w:pStyle w:val="Compact"/>
       </w:pPr>
       <w:r>
         <w:rPr>
@@ -897,8 +953,8 @@
         <w:t xml:space="preserve">for FinTech as a discrete GDP or employment line, consistent with the existing draft.</w:t>
       </w:r>
     </w:p>
-    <w:bookmarkEnd w:id="26"/>
-    <w:bookmarkStart w:id="31" w:name="part-2-the-structural-problem"/>
+    <w:bookmarkEnd w:id="29"/>
+    <w:bookmarkStart w:id="34" w:name="part-2-the-structural-problem"/>
     <w:p>
       <w:pPr>
         <w:pStyle w:val="Heading2"/>
@@ -911,7 +967,7 @@
       <w:pPr>
         <w:numPr>
           <w:ilvl w:val="0"/>
-          <w:numId w:val="1003"/>
+          <w:numId w:val="1004"/>
         </w:numPr>
       </w:pPr>
       <w:r>
@@ -975,7 +1031,7 @@
       <w:r>
         <w:t xml:space="preserve"> </w:t>
       </w:r>
-      <w:hyperlink r:id="rId27">
+      <w:hyperlink r:id="rId30">
         <w:r>
           <w:rPr>
             <w:rStyle w:val="Hyperlink"/>
@@ -1049,7 +1105,7 @@
       <w:pPr>
         <w:numPr>
           <w:ilvl w:val="0"/>
-          <w:numId w:val="1003"/>
+          <w:numId w:val="1004"/>
         </w:numPr>
       </w:pPr>
       <w:r>
@@ -1081,7 +1137,7 @@
       <w:r>
         <w:t xml:space="preserve"> </w:t>
       </w:r>
-      <w:hyperlink r:id="rId28">
+      <w:hyperlink r:id="rId31">
         <w:r>
           <w:rPr>
             <w:rStyle w:val="Hyperlink"/>
@@ -1095,7 +1151,7 @@
       <w:r>
         <w:t xml:space="preserve"> </w:t>
       </w:r>
-      <w:hyperlink r:id="rId29">
+      <w:hyperlink r:id="rId32">
         <w:r>
           <w:rPr>
             <w:rStyle w:val="Hyperlink"/>
@@ -1145,7 +1201,7 @@
       <w:pPr>
         <w:numPr>
           <w:ilvl w:val="0"/>
-          <w:numId w:val="1003"/>
+          <w:numId w:val="1004"/>
         </w:numPr>
       </w:pPr>
       <w:r>
@@ -1164,7 +1220,7 @@
       <w:r>
         <w:t xml:space="preserve"> </w:t>
       </w:r>
-      <w:hyperlink r:id="rId30">
+      <w:hyperlink r:id="rId33">
         <w:r>
           <w:rPr>
             <w:rStyle w:val="Hyperlink"/>
@@ -1220,7 +1276,7 @@
       <w:pPr>
         <w:numPr>
           <w:ilvl w:val="0"/>
-          <w:numId w:val="1003"/>
+          <w:numId w:val="1004"/>
         </w:numPr>
       </w:pPr>
       <w:r>
@@ -1237,8 +1293,8 @@
         <w:t xml:space="preserve">transaction fees and float remain captured by MNOs and agents (as in the existing draft); the new mobile-money GST adds a further extraction to government revenue that international evidence (see Part 8) suggests may be self-defeating even on its own fiscal terms.</w:t>
       </w:r>
     </w:p>
-    <w:bookmarkEnd w:id="31"/>
-    <w:bookmarkStart w:id="38" w:name="part-3-is-this-sector-investable-now"/>
+    <w:bookmarkEnd w:id="34"/>
+    <w:bookmarkStart w:id="44" w:name="part-3-is-this-sector-investable-now"/>
     <w:p>
       <w:pPr>
         <w:pStyle w:val="Heading2"/>
@@ -1251,7 +1307,7 @@
       <w:pPr>
         <w:numPr>
           <w:ilvl w:val="0"/>
-          <w:numId w:val="1004"/>
+          <w:numId w:val="1005"/>
         </w:numPr>
       </w:pPr>
       <w:r>
@@ -1272,7 +1328,7 @@
       <w:pPr>
         <w:numPr>
           <w:ilvl w:val="1"/>
-          <w:numId w:val="1005"/>
+          <w:numId w:val="1006"/>
         </w:numPr>
         <w:pStyle w:val="Compact"/>
       </w:pPr>
@@ -1383,7 +1439,7 @@
       <w:r>
         <w:t xml:space="preserve"> </w:t>
       </w:r>
-      <w:hyperlink r:id="rId32">
+      <w:hyperlink r:id="rId35">
         <w:r>
           <w:rPr>
             <w:rStyle w:val="Hyperlink"/>
@@ -1397,7 +1453,7 @@
       <w:r>
         <w:t xml:space="preserve"> </w:t>
       </w:r>
-      <w:hyperlink r:id="rId33">
+      <w:hyperlink r:id="rId36">
         <w:r>
           <w:rPr>
             <w:rStyle w:val="Hyperlink"/>
@@ -1467,9 +1523,64 @@
     </w:p>
     <w:p>
       <w:pPr>
-        <w:numPr>
-          <w:ilvl w:val="1"/>
-          <w:numId w:val="1005"/>
+        <w:pStyle w:val="CaptionedFigure"/>
+      </w:pPr>
+      <w:r>
+        <w:drawing>
+          <wp:inline>
+            <wp:extent cx="5334000" cy="3171567"/>
+            <wp:effectExtent b="0" l="0" r="0" t="0"/>
+            <wp:docPr descr="Figure 1. Vult grew from zero to approximately 475,000 users in about a year" title="" id="38" name="Picture"/>
+            <a:graphic>
+              <a:graphicData uri="http://schemas.openxmlformats.org/drawingml/2006/picture">
+                <pic:pic>
+                  <pic:nvPicPr>
+                    <pic:cNvPr descr="/home/user/felei/Research_Archive/WS1/docx/figures/s3_fig2_vult_growth.png" id="39" name="Picture"/>
+                    <pic:cNvPicPr>
+                      <a:picLocks noChangeArrowheads="1" noChangeAspect="1"/>
+                    </pic:cNvPicPr>
+                  </pic:nvPicPr>
+                  <pic:blipFill>
+                    <a:blip r:embed="rId37"/>
+                    <a:stretch>
+                      <a:fillRect/>
+                    </a:stretch>
+                  </pic:blipFill>
+                  <pic:spPr bwMode="auto">
+                    <a:xfrm>
+                      <a:off x="0" y="0"/>
+                      <a:ext cx="5334000" cy="3171567"/>
+                    </a:xfrm>
+                    <a:prstGeom prst="rect">
+                      <a:avLst/>
+                    </a:prstGeom>
+                    <a:noFill/>
+                    <a:ln w="9525">
+                      <a:noFill/>
+                      <a:headEnd/>
+                      <a:tailEnd/>
+                    </a:ln>
+                  </pic:spPr>
+                </pic:pic>
+              </a:graphicData>
+            </a:graphic>
+          </wp:inline>
+        </w:drawing>
+      </w:r>
+    </w:p>
+    <w:p>
+      <w:pPr>
+        <w:pStyle w:val="ImageCaption"/>
+      </w:pPr>
+      <w:r>
+        <w:t xml:space="preserve">Figure 1. Vult grew from zero to approximately 475,000 users in about a year</w:t>
+      </w:r>
+    </w:p>
+    <w:p>
+      <w:pPr>
+        <w:numPr>
+          <w:ilvl w:val="0"/>
+          <w:numId w:val="1007"/>
         </w:numPr>
         <w:pStyle w:val="Compact"/>
       </w:pPr>
@@ -1564,7 +1675,7 @@
       <w:pPr>
         <w:numPr>
           <w:ilvl w:val="0"/>
-          <w:numId w:val="1004"/>
+          <w:numId w:val="1008"/>
         </w:numPr>
       </w:pPr>
       <w:r>
@@ -1628,7 +1739,7 @@
       <w:r>
         <w:t xml:space="preserve"> </w:t>
       </w:r>
-      <w:hyperlink r:id="rId34">
+      <w:hyperlink r:id="rId40">
         <w:r>
           <w:rPr>
             <w:rStyle w:val="Hyperlink"/>
@@ -1660,7 +1771,7 @@
       <w:pPr>
         <w:numPr>
           <w:ilvl w:val="0"/>
-          <w:numId w:val="1004"/>
+          <w:numId w:val="1008"/>
         </w:numPr>
       </w:pPr>
       <w:r>
@@ -1681,7 +1792,7 @@
       <w:pPr>
         <w:numPr>
           <w:ilvl w:val="0"/>
-          <w:numId w:val="1004"/>
+          <w:numId w:val="1008"/>
         </w:numPr>
       </w:pPr>
       <w:r>
@@ -1718,7 +1829,7 @@
       <w:pPr>
         <w:numPr>
           <w:ilvl w:val="0"/>
-          <w:numId w:val="1004"/>
+          <w:numId w:val="1008"/>
         </w:numPr>
       </w:pPr>
       <w:r>
@@ -1749,7 +1860,7 @@
       <w:pPr>
         <w:numPr>
           <w:ilvl w:val="0"/>
-          <w:numId w:val="1004"/>
+          <w:numId w:val="1008"/>
         </w:numPr>
       </w:pPr>
       <w:r>
@@ -1770,7 +1881,7 @@
       <w:pPr>
         <w:numPr>
           <w:ilvl w:val="1"/>
-          <w:numId w:val="1006"/>
+          <w:numId w:val="1009"/>
         </w:numPr>
         <w:pStyle w:val="Compact"/>
       </w:pPr>
@@ -1793,7 +1904,7 @@
       <w:r>
         <w:t xml:space="preserve"> </w:t>
       </w:r>
-      <w:hyperlink r:id="rId35">
+      <w:hyperlink r:id="rId41">
         <w:r>
           <w:rPr>
             <w:rStyle w:val="Hyperlink"/>
@@ -1825,7 +1936,7 @@
       <w:pPr>
         <w:numPr>
           <w:ilvl w:val="1"/>
-          <w:numId w:val="1006"/>
+          <w:numId w:val="1009"/>
         </w:numPr>
         <w:pStyle w:val="Compact"/>
       </w:pPr>
@@ -1866,7 +1977,7 @@
       <w:r>
         <w:t xml:space="preserve"> </w:t>
       </w:r>
-      <w:hyperlink r:id="rId36">
+      <w:hyperlink r:id="rId42">
         <w:r>
           <w:rPr>
             <w:rStyle w:val="Hyperlink"/>
@@ -1880,7 +1991,7 @@
       <w:r>
         <w:t xml:space="preserve"> </w:t>
       </w:r>
-      <w:hyperlink r:id="rId37">
+      <w:hyperlink r:id="rId43">
         <w:r>
           <w:rPr>
             <w:rStyle w:val="Hyperlink"/>
@@ -1924,8 +2035,8 @@
         <w:t xml:space="preserve">on any regional or international acquirer buying a Sierra Leone-specific fintech. The realistic monetisation path for an investor here is more likely dividend/cash-yield from a durable local business than an equity exit.</w:t>
       </w:r>
     </w:p>
-    <w:bookmarkEnd w:id="38"/>
-    <w:bookmarkStart w:id="39" w:name="part-4-capital-and-instrument-fit"/>
+    <w:bookmarkEnd w:id="44"/>
+    <w:bookmarkStart w:id="45" w:name="part-4-capital-and-instrument-fit"/>
     <w:p>
       <w:pPr>
         <w:pStyle w:val="Heading2"/>
@@ -1938,7 +2049,7 @@
       <w:pPr>
         <w:numPr>
           <w:ilvl w:val="0"/>
-          <w:numId w:val="1007"/>
+          <w:numId w:val="1010"/>
         </w:numPr>
       </w:pPr>
       <w:r>
@@ -1959,7 +2070,7 @@
       <w:pPr>
         <w:numPr>
           <w:ilvl w:val="0"/>
-          <w:numId w:val="1007"/>
+          <w:numId w:val="1010"/>
         </w:numPr>
       </w:pPr>
       <w:r>
@@ -1996,7 +2107,7 @@
       <w:pPr>
         <w:numPr>
           <w:ilvl w:val="0"/>
-          <w:numId w:val="1007"/>
+          <w:numId w:val="1010"/>
         </w:numPr>
       </w:pPr>
       <w:r>
@@ -2033,7 +2144,7 @@
       <w:pPr>
         <w:numPr>
           <w:ilvl w:val="0"/>
-          <w:numId w:val="1007"/>
+          <w:numId w:val="1010"/>
         </w:numPr>
       </w:pPr>
       <w:r>
@@ -2096,7 +2207,7 @@
       <w:pPr>
         <w:numPr>
           <w:ilvl w:val="0"/>
-          <w:numId w:val="1007"/>
+          <w:numId w:val="1010"/>
         </w:numPr>
       </w:pPr>
       <w:r>
@@ -2113,8 +2224,8 @@
         <w:t xml:space="preserve">best-evidenced figure is the SME credit-access gap from Part 2 — ~17% of SMEs (90% of private businesses, 70% of livelihoods) access formal credit. No sector-specific fintech financing-gap figure (as opposed to general SME credit) was identified.</w:t>
       </w:r>
     </w:p>
-    <w:bookmarkEnd w:id="39"/>
-    <w:bookmarkStart w:id="40" w:name="part-5-employment-and-job-readiness"/>
+    <w:bookmarkEnd w:id="45"/>
+    <w:bookmarkStart w:id="46" w:name="part-5-employment-and-job-readiness"/>
     <w:p>
       <w:pPr>
         <w:pStyle w:val="Heading2"/>
@@ -2127,7 +2238,7 @@
       <w:pPr>
         <w:numPr>
           <w:ilvl w:val="0"/>
-          <w:numId w:val="1008"/>
+          <w:numId w:val="1011"/>
         </w:numPr>
       </w:pPr>
       <w:r>
@@ -2221,7 +2332,7 @@
       <w:pPr>
         <w:numPr>
           <w:ilvl w:val="0"/>
-          <w:numId w:val="1008"/>
+          <w:numId w:val="1011"/>
         </w:numPr>
       </w:pPr>
       <w:r>
@@ -2242,7 +2353,7 @@
       <w:pPr>
         <w:numPr>
           <w:ilvl w:val="0"/>
-          <w:numId w:val="1008"/>
+          <w:numId w:val="1011"/>
         </w:numPr>
       </w:pPr>
       <w:r>
@@ -2308,7 +2419,7 @@
       <w:pPr>
         <w:numPr>
           <w:ilvl w:val="0"/>
-          <w:numId w:val="1008"/>
+          <w:numId w:val="1011"/>
         </w:numPr>
       </w:pPr>
       <w:r>
@@ -2352,7 +2463,7 @@
       <w:pPr>
         <w:numPr>
           <w:ilvl w:val="0"/>
-          <w:numId w:val="1008"/>
+          <w:numId w:val="1011"/>
         </w:numPr>
       </w:pPr>
       <w:r>
@@ -2369,8 +2480,8 @@
         <w:t xml:space="preserve">agent-network expansion (as already demonstrated 2021→2022) and partnership-distributed digital-credit models (Lajor’s Orange-agent-network distribution) create jobs fastest; platform engineering roles (Vult, Monime) are a much smaller, higher-skill headcount.</w:t>
       </w:r>
     </w:p>
-    <w:bookmarkEnd w:id="40"/>
-    <w:bookmarkStart w:id="42" w:name="X1fb53e779b6e79c585e3690dd6a2948dcd0c556"/>
+    <w:bookmarkEnd w:id="46"/>
+    <w:bookmarkStart w:id="48" w:name="X1fb53e779b6e79c585e3690dd6a2948dcd0c556"/>
     <w:p>
       <w:pPr>
         <w:pStyle w:val="Heading2"/>
@@ -2383,7 +2494,7 @@
       <w:pPr>
         <w:numPr>
           <w:ilvl w:val="0"/>
-          <w:numId w:val="1009"/>
+          <w:numId w:val="1012"/>
         </w:numPr>
       </w:pPr>
       <w:r>
@@ -2425,7 +2536,7 @@
       <w:r>
         <w:t xml:space="preserve"> </w:t>
       </w:r>
-      <w:hyperlink r:id="rId34">
+      <w:hyperlink r:id="rId40">
         <w:r>
           <w:rPr>
             <w:rStyle w:val="Hyperlink"/>
@@ -2473,7 +2584,7 @@
       <w:pPr>
         <w:numPr>
           <w:ilvl w:val="0"/>
-          <w:numId w:val="1009"/>
+          <w:numId w:val="1012"/>
         </w:numPr>
       </w:pPr>
       <w:r>
@@ -2510,7 +2621,7 @@
       <w:pPr>
         <w:numPr>
           <w:ilvl w:val="0"/>
-          <w:numId w:val="1009"/>
+          <w:numId w:val="1012"/>
         </w:numPr>
       </w:pPr>
       <w:r>
@@ -2531,7 +2642,7 @@
       <w:pPr>
         <w:numPr>
           <w:ilvl w:val="0"/>
-          <w:numId w:val="1009"/>
+          <w:numId w:val="1012"/>
         </w:numPr>
       </w:pPr>
       <w:r>
@@ -2552,7 +2663,7 @@
       <w:pPr>
         <w:numPr>
           <w:ilvl w:val="0"/>
-          <w:numId w:val="1009"/>
+          <w:numId w:val="1012"/>
         </w:numPr>
       </w:pPr>
       <w:r>
@@ -2571,7 +2682,7 @@
       <w:r>
         <w:t xml:space="preserve"> </w:t>
       </w:r>
-      <w:hyperlink r:id="rId41">
+      <w:hyperlink r:id="rId47">
         <w:r>
           <w:rPr>
             <w:rStyle w:val="Hyperlink"/>
@@ -2599,8 +2710,8 @@
         <w:t xml:space="preserve">.</w:t>
       </w:r>
     </w:p>
-    <w:bookmarkEnd w:id="42"/>
-    <w:bookmarkStart w:id="47" w:name="part-7-enabling-environment"/>
+    <w:bookmarkEnd w:id="48"/>
+    <w:bookmarkStart w:id="53" w:name="part-7-enabling-environment"/>
     <w:p>
       <w:pPr>
         <w:pStyle w:val="Heading2"/>
@@ -2613,7 +2724,7 @@
       <w:pPr>
         <w:numPr>
           <w:ilvl w:val="0"/>
-          <w:numId w:val="1010"/>
+          <w:numId w:val="1013"/>
         </w:numPr>
       </w:pPr>
       <w:r>
@@ -2690,7 +2801,7 @@
       <w:r>
         <w:t xml:space="preserve"> </w:t>
       </w:r>
-      <w:hyperlink r:id="rId43">
+      <w:hyperlink r:id="rId49">
         <w:r>
           <w:rPr>
             <w:rStyle w:val="Hyperlink"/>
@@ -2704,7 +2815,7 @@
       <w:r>
         <w:t xml:space="preserve"> </w:t>
       </w:r>
-      <w:hyperlink r:id="rId44">
+      <w:hyperlink r:id="rId50">
         <w:r>
           <w:rPr>
             <w:rStyle w:val="Hyperlink"/>
@@ -2754,7 +2865,7 @@
       <w:pPr>
         <w:numPr>
           <w:ilvl w:val="0"/>
-          <w:numId w:val="1010"/>
+          <w:numId w:val="1013"/>
         </w:numPr>
       </w:pPr>
       <w:r>
@@ -2789,7 +2900,7 @@
       <w:r>
         <w:t xml:space="preserve"> </w:t>
       </w:r>
-      <w:hyperlink r:id="rId45">
+      <w:hyperlink r:id="rId51">
         <w:r>
           <w:rPr>
             <w:rStyle w:val="Hyperlink"/>
@@ -2803,7 +2914,7 @@
       <w:r>
         <w:t xml:space="preserve"> </w:t>
       </w:r>
-      <w:hyperlink r:id="rId46">
+      <w:hyperlink r:id="rId52">
         <w:r>
           <w:rPr>
             <w:rStyle w:val="Hyperlink"/>
@@ -2835,7 +2946,7 @@
       <w:pPr>
         <w:numPr>
           <w:ilvl w:val="0"/>
-          <w:numId w:val="1010"/>
+          <w:numId w:val="1013"/>
         </w:numPr>
       </w:pPr>
       <w:r>
@@ -2984,7 +3095,7 @@
       <w:pPr>
         <w:numPr>
           <w:ilvl w:val="0"/>
-          <w:numId w:val="1010"/>
+          <w:numId w:val="1013"/>
         </w:numPr>
       </w:pPr>
       <w:r>
@@ -3021,7 +3132,7 @@
       <w:pPr>
         <w:numPr>
           <w:ilvl w:val="0"/>
-          <w:numId w:val="1010"/>
+          <w:numId w:val="1013"/>
         </w:numPr>
       </w:pPr>
       <w:r>
@@ -3042,7 +3153,7 @@
       <w:pPr>
         <w:numPr>
           <w:ilvl w:val="0"/>
-          <w:numId w:val="1010"/>
+          <w:numId w:val="1013"/>
         </w:numPr>
       </w:pPr>
       <w:r>
@@ -3075,8 +3186,8 @@
         <w:t xml:space="preserve">not shared with the other sectors assessed so far (International Growth Centre, Part 2).</w:t>
       </w:r>
     </w:p>
-    <w:bookmarkEnd w:id="47"/>
-    <w:bookmarkStart w:id="48" w:name="part-8-comparative-evidence"/>
+    <w:bookmarkEnd w:id="53"/>
+    <w:bookmarkStart w:id="54" w:name="part-8-comparative-evidence"/>
     <w:p>
       <w:pPr>
         <w:pStyle w:val="Heading2"/>
@@ -3089,7 +3200,7 @@
       <w:pPr>
         <w:numPr>
           <w:ilvl w:val="0"/>
-          <w:numId w:val="1011"/>
+          <w:numId w:val="1014"/>
         </w:numPr>
       </w:pPr>
       <w:r>
@@ -3153,7 +3264,7 @@
       <w:r>
         <w:t xml:space="preserve"> </w:t>
       </w:r>
-      <w:hyperlink r:id="rId30">
+      <w:hyperlink r:id="rId33">
         <w:r>
           <w:rPr>
             <w:rStyle w:val="Hyperlink"/>
@@ -3198,7 +3309,7 @@
       <w:pPr>
         <w:numPr>
           <w:ilvl w:val="0"/>
-          <w:numId w:val="1011"/>
+          <w:numId w:val="1014"/>
         </w:numPr>
       </w:pPr>
       <w:r>
@@ -3316,8 +3427,8 @@
         </w:pict>
       </w:r>
     </w:p>
-    <w:bookmarkEnd w:id="48"/>
-    <w:bookmarkStart w:id="49" w:name="X8ffc0814bf06bc0cb65d9e9e00984e3aa907911"/>
+    <w:bookmarkEnd w:id="54"/>
+    <w:bookmarkStart w:id="55" w:name="X8ffc0814bf06bc0cb65d9e9e00984e3aa907911"/>
     <w:p>
       <w:pPr>
         <w:pStyle w:val="Heading2"/>
@@ -3330,7 +3441,7 @@
       <w:pPr>
         <w:numPr>
           <w:ilvl w:val="0"/>
-          <w:numId w:val="1012"/>
+          <w:numId w:val="1015"/>
         </w:numPr>
         <w:pStyle w:val="Compact"/>
       </w:pPr>
@@ -3370,7 +3481,7 @@
       <w:pPr>
         <w:numPr>
           <w:ilvl w:val="0"/>
-          <w:numId w:val="1012"/>
+          <w:numId w:val="1015"/>
         </w:numPr>
         <w:pStyle w:val="Compact"/>
       </w:pPr>
@@ -3408,7 +3519,7 @@
       <w:pPr>
         <w:numPr>
           <w:ilvl w:val="0"/>
-          <w:numId w:val="1012"/>
+          <w:numId w:val="1015"/>
         </w:numPr>
         <w:pStyle w:val="Compact"/>
       </w:pPr>
@@ -3430,7 +3541,7 @@
       <w:pPr>
         <w:numPr>
           <w:ilvl w:val="0"/>
-          <w:numId w:val="1012"/>
+          <w:numId w:val="1015"/>
         </w:numPr>
         <w:pStyle w:val="Compact"/>
       </w:pPr>
@@ -3452,7 +3563,7 @@
       <w:pPr>
         <w:numPr>
           <w:ilvl w:val="0"/>
-          <w:numId w:val="1012"/>
+          <w:numId w:val="1015"/>
         </w:numPr>
         <w:pStyle w:val="Compact"/>
       </w:pPr>
@@ -3516,7 +3627,7 @@
       <w:pPr>
         <w:numPr>
           <w:ilvl w:val="0"/>
-          <w:numId w:val="1012"/>
+          <w:numId w:val="1015"/>
         </w:numPr>
         <w:pStyle w:val="Compact"/>
       </w:pPr>
@@ -3568,7 +3679,7 @@
       <w:pPr>
         <w:numPr>
           <w:ilvl w:val="0"/>
-          <w:numId w:val="1012"/>
+          <w:numId w:val="1015"/>
         </w:numPr>
         <w:pStyle w:val="Compact"/>
       </w:pPr>
@@ -3622,8 +3733,8 @@
         <w:t xml:space="preserve">pending Stage 2 confirmation of the GST’s current status.</w:t>
       </w:r>
     </w:p>
-    <w:bookmarkEnd w:id="49"/>
-    <w:bookmarkStart w:id="50" w:name="X8f1fbefe9f4dac178853be51bc61ca13ab6ccfa"/>
+    <w:bookmarkEnd w:id="55"/>
+    <w:bookmarkStart w:id="56" w:name="X8f1fbefe9f4dac178853be51bc61ca13ab6ccfa"/>
     <w:p>
       <w:pPr>
         <w:pStyle w:val="Heading2"/>
@@ -3654,7 +3765,7 @@
       <w:pPr>
         <w:numPr>
           <w:ilvl w:val="0"/>
-          <w:numId w:val="1013"/>
+          <w:numId w:val="1016"/>
         </w:numPr>
         <w:pStyle w:val="Compact"/>
       </w:pPr>
@@ -3666,7 +3777,7 @@
       <w:pPr>
         <w:numPr>
           <w:ilvl w:val="0"/>
-          <w:numId w:val="1013"/>
+          <w:numId w:val="1016"/>
         </w:numPr>
         <w:pStyle w:val="Compact"/>
       </w:pPr>
@@ -3678,7 +3789,7 @@
       <w:pPr>
         <w:numPr>
           <w:ilvl w:val="0"/>
-          <w:numId w:val="1013"/>
+          <w:numId w:val="1016"/>
         </w:numPr>
         <w:pStyle w:val="Compact"/>
       </w:pPr>
@@ -3690,7 +3801,7 @@
       <w:pPr>
         <w:numPr>
           <w:ilvl w:val="0"/>
-          <w:numId w:val="1013"/>
+          <w:numId w:val="1016"/>
         </w:numPr>
         <w:pStyle w:val="Compact"/>
       </w:pPr>
@@ -3702,7 +3813,7 @@
       <w:pPr>
         <w:numPr>
           <w:ilvl w:val="0"/>
-          <w:numId w:val="1013"/>
+          <w:numId w:val="1016"/>
         </w:numPr>
         <w:pStyle w:val="Compact"/>
       </w:pPr>
@@ -3714,7 +3825,7 @@
       <w:pPr>
         <w:numPr>
           <w:ilvl w:val="0"/>
-          <w:numId w:val="1013"/>
+          <w:numId w:val="1016"/>
         </w:numPr>
         <w:pStyle w:val="Compact"/>
       </w:pPr>
@@ -3726,7 +3837,7 @@
       <w:pPr>
         <w:numPr>
           <w:ilvl w:val="0"/>
-          <w:numId w:val="1013"/>
+          <w:numId w:val="1016"/>
         </w:numPr>
         <w:pStyle w:val="Compact"/>
       </w:pPr>
@@ -3738,7 +3849,7 @@
       <w:pPr>
         <w:numPr>
           <w:ilvl w:val="0"/>
-          <w:numId w:val="1013"/>
+          <w:numId w:val="1016"/>
         </w:numPr>
         <w:pStyle w:val="Compact"/>
       </w:pPr>
@@ -3764,8 +3875,8 @@
         <w:t xml:space="preserve">was the most recent data point found and should be verified as still current.</w:t>
       </w:r>
     </w:p>
-    <w:bookmarkEnd w:id="50"/>
-    <w:bookmarkEnd w:id="51"/>
+    <w:bookmarkEnd w:id="56"/>
+    <w:bookmarkEnd w:id="57"/>
     <w:sectPr/>
   </w:body>
 </w:document>
@@ -4025,6 +4136,91 @@
     </w:lvl>
     <w:lvl w:ilvl="8">
       <w:start w:val="1"/>
+      <w:numFmt w:val="decimal"/>
+      <w:lvlText w:val="%9."/>
+      <w:lvlJc w:val="left"/>
+      <w:pPr>
+        <w:ind w:left="6480" w:hanging="480"/>
+      </w:pPr>
+    </w:lvl>
+  </w:abstractNum>
+  <w:abstractNum w:abstractNumId="99412">
+    <w:nsid w:val="A99412"/>
+    <w:multiLevelType w:val="multilevel"/>
+    <w:lvl w:ilvl="0">
+      <w:start w:val="2"/>
+      <w:numFmt w:val="decimal"/>
+      <w:lvlText w:val="%1."/>
+      <w:lvlJc w:val="left"/>
+      <w:pPr>
+        <w:ind w:left="720" w:hanging="480"/>
+      </w:pPr>
+    </w:lvl>
+    <w:lvl w:ilvl="1">
+      <w:start w:val="2"/>
+      <w:numFmt w:val="decimal"/>
+      <w:lvlText w:val="%2."/>
+      <w:lvlJc w:val="left"/>
+      <w:pPr>
+        <w:ind w:left="1440" w:hanging="480"/>
+      </w:pPr>
+    </w:lvl>
+    <w:lvl w:ilvl="2">
+      <w:start w:val="2"/>
+      <w:numFmt w:val="decimal"/>
+      <w:lvlText w:val="%3."/>
+      <w:lvlJc w:val="left"/>
+      <w:pPr>
+        <w:ind w:left="2160" w:hanging="480"/>
+      </w:pPr>
+    </w:lvl>
+    <w:lvl w:ilvl="3">
+      <w:start w:val="2"/>
+      <w:numFmt w:val="decimal"/>
+      <w:lvlText w:val="%4."/>
+      <w:lvlJc w:val="left"/>
+      <w:pPr>
+        <w:ind w:left="2880" w:hanging="480"/>
+      </w:pPr>
+    </w:lvl>
+    <w:lvl w:ilvl="4">
+      <w:start w:val="2"/>
+      <w:numFmt w:val="decimal"/>
+      <w:lvlText w:val="%5."/>
+      <w:lvlJc w:val="left"/>
+      <w:pPr>
+        <w:ind w:left="3600" w:hanging="480"/>
+      </w:pPr>
+    </w:lvl>
+    <w:lvl w:ilvl="5">
+      <w:start w:val="2"/>
+      <w:numFmt w:val="decimal"/>
+      <w:lvlText w:val="%6."/>
+      <w:lvlJc w:val="left"/>
+      <w:pPr>
+        <w:ind w:left="4320" w:hanging="480"/>
+      </w:pPr>
+    </w:lvl>
+    <w:lvl w:ilvl="6">
+      <w:start w:val="2"/>
+      <w:numFmt w:val="decimal"/>
+      <w:lvlText w:val="%7."/>
+      <w:lvlJc w:val="left"/>
+      <w:pPr>
+        <w:ind w:left="5040" w:hanging="480"/>
+      </w:pPr>
+    </w:lvl>
+    <w:lvl w:ilvl="7">
+      <w:start w:val="2"/>
+      <w:numFmt w:val="decimal"/>
+      <w:lvlText w:val="%8."/>
+      <w:lvlJc w:val="left"/>
+      <w:pPr>
+        <w:ind w:left="5760" w:hanging="480"/>
+      </w:pPr>
+    </w:lvl>
+    <w:lvl w:ilvl="8">
+      <w:start w:val="2"/>
       <w:numFmt w:val="decimal"/>
       <w:lvlText w:val="%9."/>
       <w:lvlJc w:val="left"/>
@@ -4049,6 +4245,9 @@
     <w:abstractNumId w:val="991"/>
   </w:num>
   <w:num w:numId="1005">
+    <w:abstractNumId w:val="991"/>
+  </w:num>
+  <w:num w:numId="1006">
     <w:abstractNumId w:val="99411"/>
     <w:lvlOverride w:ilvl="0">
       <w:startOverride w:val="1"/>
@@ -4078,11 +4277,35 @@
       <w:startOverride w:val="1"/>
     </w:lvlOverride>
   </w:num>
-  <w:num w:numId="1006">
-    <w:abstractNumId w:val="991"/>
-  </w:num>
   <w:num w:numId="1007">
-    <w:abstractNumId w:val="991"/>
+    <w:abstractNumId w:val="99412"/>
+    <w:lvlOverride w:ilvl="0">
+      <w:startOverride w:val="2"/>
+    </w:lvlOverride>
+    <w:lvlOverride w:ilvl="1">
+      <w:startOverride w:val="2"/>
+    </w:lvlOverride>
+    <w:lvlOverride w:ilvl="2">
+      <w:startOverride w:val="2"/>
+    </w:lvlOverride>
+    <w:lvlOverride w:ilvl="3">
+      <w:startOverride w:val="2"/>
+    </w:lvlOverride>
+    <w:lvlOverride w:ilvl="4">
+      <w:startOverride w:val="2"/>
+    </w:lvlOverride>
+    <w:lvlOverride w:ilvl="5">
+      <w:startOverride w:val="2"/>
+    </w:lvlOverride>
+    <w:lvlOverride w:ilvl="6">
+      <w:startOverride w:val="2"/>
+    </w:lvlOverride>
+    <w:lvlOverride w:ilvl="7">
+      <w:startOverride w:val="2"/>
+    </w:lvlOverride>
+    <w:lvlOverride w:ilvl="8">
+      <w:startOverride w:val="2"/>
+    </w:lvlOverride>
   </w:num>
   <w:num w:numId="1008">
     <w:abstractNumId w:val="991"/>
@@ -4100,6 +4323,15 @@
     <w:abstractNumId w:val="991"/>
   </w:num>
   <w:num w:numId="1013">
+    <w:abstractNumId w:val="991"/>
+  </w:num>
+  <w:num w:numId="1014">
+    <w:abstractNumId w:val="991"/>
+  </w:num>
+  <w:num w:numId="1015">
+    <w:abstractNumId w:val="991"/>
+  </w:num>
+  <w:num w:numId="1016">
     <w:abstractNumId w:val="99411"/>
     <w:lvlOverride w:ilvl="0">
       <w:startOverride w:val="1"/>
